--- a/report/Conservation_Prioritization_Paper.docx
+++ b/report/Conservation_Prioritization_Paper.docx
@@ -1955,7 +1955,7 @@
           <w:szCs w:val="32"/>
         </w:rPr>
         <w:drawing>
-          <wp:inline distT="0" distB="0" distL="0" distR="0" wp14:anchorId="3238CA6B" wp14:editId="0671826F">
+          <wp:inline distT="0" distB="0" distL="0" distR="0" wp14:anchorId="3238CA6B" wp14:editId="707E45B9">
             <wp:extent cx="5943600" cy="3420745"/>
             <wp:effectExtent l="0" t="0" r="0" b="0"/>
             <wp:docPr id="1665581413" name="Picture 1"/>
@@ -2103,7 +2103,7 @@
         </w:rPr>
         <w:lastRenderedPageBreak/>
         <w:drawing>
-          <wp:inline distT="0" distB="0" distL="0" distR="0" wp14:anchorId="12164699" wp14:editId="22D5FDAC">
+          <wp:inline distT="0" distB="0" distL="0" distR="0" wp14:anchorId="12164699" wp14:editId="3A051834">
             <wp:extent cx="2934140" cy="3868615"/>
             <wp:effectExtent l="0" t="0" r="0" b="5080"/>
             <wp:docPr id="1826257257" name="Picture 2"/>
@@ -2783,7 +2783,7 @@
           <w:noProof/>
         </w:rPr>
         <w:drawing>
-          <wp:inline distT="0" distB="0" distL="0" distR="0" wp14:anchorId="4D730D38" wp14:editId="7A6C2BB7">
+          <wp:inline distT="0" distB="0" distL="0" distR="0" wp14:anchorId="4D730D38" wp14:editId="35B69F2C">
             <wp:extent cx="3098171" cy="4062046"/>
             <wp:effectExtent l="0" t="0" r="635" b="2540"/>
             <wp:docPr id="914070084" name="Picture 3"/>
@@ -2849,7 +2849,7 @@
         </w:rPr>
         <w:lastRenderedPageBreak/>
         <w:drawing>
-          <wp:inline distT="0" distB="0" distL="0" distR="0" wp14:anchorId="0A21D3E6" wp14:editId="42E23085">
+          <wp:inline distT="0" distB="0" distL="0" distR="0" wp14:anchorId="0A21D3E6" wp14:editId="6FA55B90">
             <wp:extent cx="3578469" cy="4152324"/>
             <wp:effectExtent l="0" t="0" r="3175" b="635"/>
             <wp:docPr id="411411826" name="Picture 4"/>
@@ -7464,81 +7464,126 @@
     </w:p>
     <w:p>
       <w:pPr>
-        <w:spacing w:after="240" w:line="360" w:lineRule="auto"/>
-        <w:rPr>
-          <w:i/>
-          <w:iCs/>
-          <w:color w:val="C00000"/>
-          <w:sz w:val="24"/>
-          <w:szCs w:val="24"/>
-        </w:rPr>
-      </w:pPr>
-      <w:r>
-        <w:rPr>
-          <w:i/>
-          <w:iCs/>
-          <w:color w:val="C00000"/>
-          <w:sz w:val="24"/>
-          <w:szCs w:val="24"/>
-        </w:rPr>
-        <w:t>[TODO: Write 3-5 sentences a non-technical reader (e.g., a hiring manager skimming this) could understand. Suggested starting point: 'This project builds a data-driven tool to help decide where California should spend limited conservation funding to protect mountain lion habitat. It combines wildlife sighting data, wildfire history, climate data, and existing park boundaries into a single map ranking every region of the state by conservation value. A machine learning model trained on climate data gave meaningfully different (and more geographically coherent) recommendations than simply looking at where lions have been spotted, showing that data-driven modeling can reveal important habitat that basic observation data misses. An optimization algorithm was also used to show that a fixed budget can fund far more conservation value by spreading investment across many moderately-priced parcels rather than a few expensive top-ranked ones.']</w:t>
-      </w:r>
-    </w:p>
-    <w:p>
-      <w:pPr>
-        <w:spacing w:after="240" w:line="480" w:lineRule="auto"/>
-        <w:jc w:val="both"/>
-        <w:rPr>
-          <w:color w:val="000000"/>
-          <w:sz w:val="24"/>
-          <w:szCs w:val="24"/>
-        </w:rPr>
-      </w:pPr>
-      <w:r>
-        <w:rPr>
-          <w:color w:val="000000"/>
-          <w:sz w:val="24"/>
-          <w:szCs w:val="24"/>
-        </w:rPr>
-        <w:t xml:space="preserve">Traditional conservation prioritization based solely on occurrence records may overlook ecologically suitable habitats. Machine learning integrated with GIS can identify additional high-value conservation areas that observation-based methods alone fail to capture. A model comparison confirmed that a more flexible machine learning approach clearly outperformed a simpler linear model, and a diagnostic check caught and removed a misleading signal in the data before it could bias the results. The project also mapped wildlife corridors connecting major habitat areas and </w:t>
-      </w:r>
-      <w:r>
-        <w:rPr>
-          <w:color w:val="000000"/>
-          <w:sz w:val="24"/>
-          <w:szCs w:val="24"/>
-        </w:rPr>
+        <w:spacing w:after="240" w:line="480" w:lineRule="auto"/>
+        <w:jc w:val="both"/>
+        <w:rPr>
+          <w:color w:val="000000"/>
+          <w:sz w:val="24"/>
+          <w:szCs w:val="24"/>
+        </w:rPr>
+      </w:pPr>
+      <w:r>
+        <w:rPr>
+          <w:color w:val="000000"/>
+          <w:sz w:val="24"/>
+          <w:szCs w:val="24"/>
+        </w:rPr>
+        <w:t>This project develops a data-driven decision-support tool to help identify where limited conservation funding could have the greatest impact for protecting mountain lion habitat in California. By combining wildlife observations, climate data, wildfire history, protected-area information, habitat connectivity, and machine learning within a GIS framework, the project ranks every region of the state according to its potential conservation value. Rather than simply identifying where mountain lions have been observed, the machine learning model predicts where suitable habitat is likely to exist, helping reveal important areas that may be overlooked by observation data alone. The project also demonstrates that optimization algorithms can allocate a fixed conservation budget substantially more efficiently than simply purchasing the highest-ranked parcels one by one, while highlighting critical wildlife corridors that currently lack protection. Although demonstrated using mountain lions, the framework is designed to be transferable to other species and conservation planning problems, providing a transparent and reproducible approach for supporting evidence-based environmental decision-making.</w:t>
+      </w:r>
+    </w:p>
+    <w:p>
+      <w:pPr>
+        <w:spacing w:after="240" w:line="480" w:lineRule="auto"/>
+        <w:jc w:val="both"/>
+        <w:rPr>
+          <w:color w:val="000000"/>
+          <w:sz w:val="24"/>
+          <w:szCs w:val="24"/>
+        </w:rPr>
+      </w:pPr>
+    </w:p>
+    <w:p>
+      <w:pPr>
+        <w:pStyle w:val="pdq2pgselectionanchorcontainer"/>
+      </w:pPr>
+      <w:r>
         <w:lastRenderedPageBreak/>
-        <w:t>found that nearly half of that connecting land currently has no meaningful protection. When the budget-allocation tool was run on the final version of the model, it automatically protected corridor land at almost six times the rate expected by chance, even though it was never explicitly told to prioritize corridors</w:t>
-      </w:r>
-      <w:r>
-        <w:rPr>
-          <w:color w:val="000000"/>
-          <w:sz w:val="24"/>
-          <w:szCs w:val="24"/>
-        </w:rPr>
-        <w:t xml:space="preserve">, </w:t>
-      </w:r>
-      <w:r>
-        <w:rPr>
-          <w:color w:val="000000"/>
-          <w:sz w:val="24"/>
-          <w:szCs w:val="24"/>
-        </w:rPr>
-        <w:t>showing that the different pieces of the framework reinforce each other.</w:t>
-      </w:r>
-    </w:p>
-    <w:p>
-      <w:pPr>
-        <w:spacing w:after="240" w:line="360" w:lineRule="auto"/>
-      </w:pPr>
-    </w:p>
-    <w:p>
-      <w:pPr>
-        <w:spacing w:before="480" w:after="240" w:line="480" w:lineRule="auto"/>
-        <w:jc w:val="both"/>
-      </w:pPr>
-      <w:r>
+        <w:t xml:space="preserve">I would first like to thank my parents, </w:t>
+      </w:r>
+      <w:r>
+        <w:rPr>
+          <w:rStyle w:val="Strong"/>
+          <w:b w:val="0"/>
+          <w:bCs w:val="0"/>
+        </w:rPr>
+        <w:t>Brad and Jackie</w:t>
+      </w:r>
+      <w:r>
+        <w:t>, whose countless summer trips to Flagstaff, Arizona fostered my appreciation for the outdoors and encouraged a lifelong curiosity about the natural world. Their support and willingness to explore forests, mountains, and wildlife with me laid the foundation for the interests that ultimately inspired this research.</w:t>
+      </w:r>
+    </w:p>
+    <w:p>
+      <w:pPr>
+        <w:pStyle w:val="NormalWeb"/>
+      </w:pPr>
+      <w:r>
+        <w:t xml:space="preserve">To my partner, </w:t>
+      </w:r>
+      <w:r>
+        <w:rPr>
+          <w:rStyle w:val="Strong"/>
+          <w:b w:val="0"/>
+          <w:bCs w:val="0"/>
+        </w:rPr>
+        <w:t>Laura</w:t>
+      </w:r>
+      <w:r>
+        <w:t>, thank you for your constant encouragement, patience, and support throughout this project while beginning your own demanding journey through medical school. Your dedication to helping others has continually motivated me to pursue work that can make a meaningful difference.</w:t>
+      </w:r>
+    </w:p>
+    <w:p>
+      <w:pPr>
+        <w:pStyle w:val="NormalWeb"/>
+      </w:pPr>
+      <w:r>
+        <w:t>I am especially grateful to my grandparents, whose property became the setting for many childhood adventures and sparked my fascination with wildlife. One summer, after their dog chased away a mountain lion that had approached while I was playing outside, I developed a lasting respect and curiosity for these remarkable animals. That experience has stayed with me ever since and ultimately inspired the choice of mountain lions as the focal species for this project.</w:t>
+      </w:r>
+    </w:p>
+    <w:p>
+      <w:pPr>
+        <w:pStyle w:val="NormalWeb"/>
+      </w:pPr>
+      <w:r>
+        <w:t xml:space="preserve">Finally, I acknowledge the organizations that make open scientific research </w:t>
+      </w:r>
+      <w:r>
+        <w:t xml:space="preserve">possible by providing publicly accessible data. This project relied on datasets from the Global Biodiversity Information Facility (GBIF), </w:t>
+      </w:r>
+      <w:proofErr w:type="spellStart"/>
+      <w:r>
+        <w:t>WorldClim</w:t>
+      </w:r>
+      <w:proofErr w:type="spellEnd"/>
+      <w:r>
+        <w:t xml:space="preserve">, CAL FIRE, the California Protected Areas Database (CPAD) maintained by </w:t>
+      </w:r>
+      <w:proofErr w:type="spellStart"/>
+      <w:r>
+        <w:t>GreenInfo</w:t>
+      </w:r>
+      <w:proofErr w:type="spellEnd"/>
+      <w:r>
+        <w:t xml:space="preserve"> Network, the California Department of Fish and Wildlife, and the U.S. Census Bureau. Their commitment to open data enables research that would</w:t>
+      </w:r>
+      <w:r>
+        <w:t xml:space="preserve"> otherwise be impossible for students and independent researchers.</w:t>
+      </w:r>
+    </w:p>
+    <w:p>
+      <w:pPr>
+        <w:spacing w:after="240" w:line="480" w:lineRule="auto"/>
+        <w:jc w:val="both"/>
+        <w:rPr>
+          <w:color w:val="000000"/>
+          <w:sz w:val="24"/>
+          <w:szCs w:val="24"/>
+        </w:rPr>
+      </w:pPr>
+    </w:p>
+    <w:p>
+      <w:pPr>
+        <w:spacing w:after="240" w:line="480" w:lineRule="auto"/>
+        <w:jc w:val="both"/>
         <w:rPr>
           <w:b/>
           <w:bCs/>
@@ -7546,177 +7591,676 @@
           <w:sz w:val="28"/>
           <w:szCs w:val="28"/>
         </w:rPr>
+      </w:pPr>
+      <w:r>
+        <w:rPr>
+          <w:b/>
+          <w:bCs/>
+          <w:color w:val="000000"/>
+          <w:sz w:val="28"/>
+          <w:szCs w:val="28"/>
+        </w:rPr>
+        <w:t>Code Availability</w:t>
+      </w:r>
+    </w:p>
+    <w:p>
+      <w:pPr>
+        <w:spacing w:after="240" w:line="480" w:lineRule="auto"/>
+        <w:jc w:val="both"/>
+        <w:rPr>
+          <w:color w:val="000000"/>
+          <w:sz w:val="24"/>
+          <w:szCs w:val="24"/>
+        </w:rPr>
+      </w:pPr>
+      <w:r>
+        <w:rPr>
+          <w:color w:val="000000"/>
+          <w:sz w:val="24"/>
+          <w:szCs w:val="24"/>
+        </w:rPr>
+        <w:t xml:space="preserve">All code used for data processing, modeling, optimization, mapping, and analysis is publicly available at: </w:t>
+      </w:r>
+      <w:hyperlink r:id="rId14" w:tgtFrame="_new" w:history="1">
+        <w:r>
+          <w:rPr>
+            <w:rStyle w:val="Hyperlink"/>
+            <w:sz w:val="24"/>
+            <w:szCs w:val="24"/>
+          </w:rPr>
+          <w:t>https://github.com/ajsager21/mountain-lion-conservation-prioritization</w:t>
+        </w:r>
+      </w:hyperlink>
+    </w:p>
+    <w:p>
+      <w:pPr>
+        <w:spacing w:after="240" w:line="480" w:lineRule="auto"/>
+        <w:jc w:val="both"/>
+        <w:rPr>
+          <w:b/>
+          <w:bCs/>
+          <w:color w:val="000000"/>
+          <w:sz w:val="28"/>
+          <w:szCs w:val="28"/>
+        </w:rPr>
+      </w:pPr>
+      <w:r>
+        <w:rPr>
+          <w:b/>
+          <w:bCs/>
+          <w:color w:val="000000"/>
+          <w:sz w:val="28"/>
+          <w:szCs w:val="28"/>
+        </w:rPr>
+        <w:t>Data Availability</w:t>
+      </w:r>
+    </w:p>
+    <w:p>
+      <w:pPr>
+        <w:spacing w:after="240" w:line="480" w:lineRule="auto"/>
+        <w:jc w:val="both"/>
+        <w:rPr>
+          <w:color w:val="000000"/>
+          <w:sz w:val="24"/>
+          <w:szCs w:val="24"/>
+        </w:rPr>
+      </w:pPr>
+      <w:r>
+        <w:rPr>
+          <w:color w:val="000000"/>
+          <w:sz w:val="24"/>
+          <w:szCs w:val="24"/>
+        </w:rPr>
+        <w:t xml:space="preserve">All datasets used are publicly available from their respective providers, including GBIF, </w:t>
+      </w:r>
+      <w:proofErr w:type="spellStart"/>
+      <w:r>
+        <w:rPr>
+          <w:color w:val="000000"/>
+          <w:sz w:val="24"/>
+          <w:szCs w:val="24"/>
+        </w:rPr>
+        <w:t>WorldClim</w:t>
+      </w:r>
+      <w:proofErr w:type="spellEnd"/>
+      <w:r>
+        <w:rPr>
+          <w:color w:val="000000"/>
+          <w:sz w:val="24"/>
+          <w:szCs w:val="24"/>
+        </w:rPr>
+        <w:t>, CAL FIRE FRAP, the California Protected Areas Database (CPAD), the California Department of Fish and Wildlife Areas of Conservation Emphasis (ACE), and the U.S. Census Bureau TIGER/Line program. Data preprocessing scripts are included in the accompanying repository.</w:t>
+      </w:r>
+    </w:p>
+    <w:p>
+      <w:pPr>
+        <w:spacing w:before="480" w:after="240" w:line="480" w:lineRule="auto"/>
+        <w:jc w:val="both"/>
+      </w:pPr>
+      <w:r>
+        <w:rPr>
+          <w:b/>
+          <w:bCs/>
+          <w:color w:val="000000"/>
+          <w:sz w:val="28"/>
+          <w:szCs w:val="28"/>
+        </w:rPr>
+        <w:lastRenderedPageBreak/>
         <w:t>References</w:t>
       </w:r>
     </w:p>
     <w:p>
       <w:pPr>
-        <w:spacing w:after="240" w:line="480" w:lineRule="auto"/>
-        <w:jc w:val="both"/>
-      </w:pPr>
-      <w:r>
-        <w:rPr>
-          <w:i/>
-          <w:iCs/>
-          <w:color w:val="595959"/>
-          <w:sz w:val="24"/>
-        </w:rPr>
-        <w:t>Cite every data source properly, including GBIF's DOI citation for the specific occurrence download used. Use a consistent citation style (APA recommended).</w:t>
-      </w:r>
-    </w:p>
-    <w:p>
-      <w:pPr>
-        <w:spacing w:after="240" w:line="480" w:lineRule="auto"/>
-        <w:ind w:left="360" w:hanging="360"/>
-        <w:jc w:val="both"/>
-      </w:pPr>
-      <w:r>
-        <w:rPr>
-          <w:color w:val="000000"/>
-          <w:sz w:val="22"/>
-        </w:rPr>
-        <w:t>Ball, I. R., Possingham, H. P., &amp; Watts, M. (2009). Marxan and relatives: Software for spatial conservation prioritisation. In A. Moilanen, K. A. Wilson, &amp; H. P. Possingham (Eds.), Spatial conservation prioritisation: Quantitative methods and computational tools (pp. 185–195). Oxford University Press.</w:t>
-      </w:r>
-    </w:p>
-    <w:p>
-      <w:pPr>
-        <w:spacing w:after="240" w:line="480" w:lineRule="auto"/>
-        <w:ind w:left="360" w:hanging="360"/>
-        <w:jc w:val="both"/>
-      </w:pPr>
-      <w:r>
-        <w:rPr>
-          <w:color w:val="000000"/>
-          <w:sz w:val="22"/>
-        </w:rPr>
-        <w:t>Barbet-Massin, M., Jiguet, F., Albert, C. H., &amp; Thuiller, W. (2012). Selecting pseudo-absences for species distribution models: How, where and how many? Methods in Ecology and Evolution, 3(2), 327–338. https://doi.org/10.1111/j.2041-210X.2011.00172.x</w:t>
-      </w:r>
-    </w:p>
-    <w:p>
-      <w:pPr>
-        <w:spacing w:after="240" w:line="480" w:lineRule="auto"/>
-        <w:ind w:left="360" w:hanging="360"/>
-        <w:jc w:val="both"/>
-      </w:pPr>
-      <w:r>
-        <w:rPr>
-          <w:color w:val="000000"/>
-          <w:sz w:val="22"/>
-        </w:rPr>
-        <w:t>Cutler, D. R., Edwards, T. C., Jr., Beard, K. H., Cutler, A., Hess, K. T., Gibson, J., &amp; Lawler, J. J. (2007). Random forests for classification in ecology. Ecology, 88(11), 2783–2792. https://doi.org/10.1890/07-0539.1</w:t>
-      </w:r>
-    </w:p>
-    <w:p>
-      <w:pPr>
-        <w:spacing w:after="240" w:line="480" w:lineRule="auto"/>
-        <w:ind w:left="360" w:hanging="360"/>
-        <w:jc w:val="both"/>
-      </w:pPr>
-      <w:r>
-        <w:rPr>
-          <w:color w:val="000000"/>
-          <w:sz w:val="22"/>
-        </w:rPr>
-        <w:t>Ernest, H. B., Vickers, T. W., Morrison, S. A., Buchalski, M. R., &amp; Boyce, W. M. (2014). Fractured genetic connectivity threatens a southern California puma (Puma concolor) population. PLOS ONE, 9(10), e107985. https://doi.org/10.1371/journal.pone.0107985</w:t>
-      </w:r>
-    </w:p>
-    <w:p>
-      <w:pPr>
-        <w:spacing w:after="240" w:line="480" w:lineRule="auto"/>
-        <w:ind w:left="360" w:hanging="360"/>
-        <w:jc w:val="both"/>
-      </w:pPr>
-      <w:r>
-        <w:rPr>
-          <w:color w:val="000000"/>
-          <w:sz w:val="22"/>
-        </w:rPr>
+        <w:pStyle w:val="NormalWeb"/>
+      </w:pPr>
+      <w:r>
+        <w:t xml:space="preserve">Ball, I. R., </w:t>
+      </w:r>
+      <w:proofErr w:type="spellStart"/>
+      <w:r>
+        <w:t>Possingham</w:t>
+      </w:r>
+      <w:proofErr w:type="spellEnd"/>
+      <w:r>
+        <w:t xml:space="preserve">, H. P., &amp; Watts, M. (2009). </w:t>
+      </w:r>
+      <w:proofErr w:type="spellStart"/>
+      <w:r>
+        <w:t>Marxan</w:t>
+      </w:r>
+      <w:proofErr w:type="spellEnd"/>
+      <w:r>
+        <w:t xml:space="preserve"> and relatives: Software for spatial conservation </w:t>
+      </w:r>
+      <w:proofErr w:type="spellStart"/>
+      <w:r>
+        <w:t>prioritisation</w:t>
+      </w:r>
+      <w:proofErr w:type="spellEnd"/>
+      <w:r>
+        <w:t xml:space="preserve">. In A. Moilanen, K. A. Wilson, &amp; H. P. </w:t>
+      </w:r>
+      <w:proofErr w:type="spellStart"/>
+      <w:r>
+        <w:t>Possingham</w:t>
+      </w:r>
+      <w:proofErr w:type="spellEnd"/>
+      <w:r>
+        <w:t xml:space="preserve"> (Eds.), </w:t>
+      </w:r>
+      <w:r>
+        <w:rPr>
+          <w:rStyle w:val="Emphasis"/>
+        </w:rPr>
+        <w:t xml:space="preserve">Spatial conservation </w:t>
+      </w:r>
+      <w:proofErr w:type="spellStart"/>
+      <w:r>
+        <w:rPr>
+          <w:rStyle w:val="Emphasis"/>
+        </w:rPr>
+        <w:t>prioritisation</w:t>
+      </w:r>
+      <w:proofErr w:type="spellEnd"/>
+      <w:r>
+        <w:rPr>
+          <w:rStyle w:val="Emphasis"/>
+        </w:rPr>
+        <w:t>: Quantitative methods and computational tools</w:t>
+      </w:r>
+      <w:r>
+        <w:t xml:space="preserve"> (pp. 185–195). Oxford University Press.</w:t>
+      </w:r>
+    </w:p>
+    <w:p>
+      <w:pPr>
+        <w:pStyle w:val="NormalWeb"/>
+      </w:pPr>
+      <w:r>
+        <w:t xml:space="preserve">Barbet-Massin, M., Jiguet, F., Albert, C. H., &amp; </w:t>
+      </w:r>
+      <w:proofErr w:type="spellStart"/>
+      <w:r>
+        <w:t>Thuiller</w:t>
+      </w:r>
+      <w:proofErr w:type="spellEnd"/>
+      <w:r>
+        <w:t xml:space="preserve">, W. (2012). Selecting pseudo-absences for species distribution models: How, where and how many? </w:t>
+      </w:r>
+      <w:r>
+        <w:rPr>
+          <w:rStyle w:val="Emphasis"/>
+        </w:rPr>
+        <w:t>Methods in Ecology and Evolution, 3</w:t>
+      </w:r>
+      <w:r>
+        <w:t xml:space="preserve">(2), 327–338. </w:t>
+      </w:r>
+      <w:hyperlink r:id="rId15" w:history="1">
+        <w:r>
+          <w:rPr>
+            <w:rStyle w:val="Hyperlink"/>
+          </w:rPr>
+          <w:t>https://doi.org/10.1111/j.2041-210X.2011.00172.x</w:t>
+        </w:r>
+      </w:hyperlink>
+    </w:p>
+    <w:p>
+      <w:pPr>
+        <w:pStyle w:val="NormalWeb"/>
+      </w:pPr>
+      <w:r>
+        <w:t xml:space="preserve">California Department of Fish and Wildlife. (2026). </w:t>
+      </w:r>
+      <w:r>
+        <w:rPr>
+          <w:rStyle w:val="Emphasis"/>
+        </w:rPr>
+        <w:t>Areas of Conservation Emphasis (ACE), version 3.2.4</w:t>
+      </w:r>
+      <w:r>
+        <w:t xml:space="preserve"> [Data set]. California Department of Fish and Wildlife, Biogeographic Data Branch. </w:t>
+      </w:r>
+      <w:hyperlink r:id="rId16" w:history="1">
+        <w:r>
+          <w:rPr>
+            <w:rStyle w:val="Hyperlink"/>
+          </w:rPr>
+          <w:t>https://data-cdfw.opendata.arcgis.com</w:t>
+        </w:r>
+      </w:hyperlink>
+    </w:p>
+    <w:p>
+      <w:pPr>
+        <w:pStyle w:val="NormalWeb"/>
+      </w:pPr>
+      <w:r>
+        <w:t xml:space="preserve">California Department of Forestry and Fire Protection, Fire and Resource Assessment Program (CAL FIRE FRAP). (2025). </w:t>
+      </w:r>
+      <w:r>
+        <w:rPr>
+          <w:rStyle w:val="Emphasis"/>
+        </w:rPr>
+        <w:t>California fire perimeters, all (firep25_1)</w:t>
+      </w:r>
+      <w:r>
+        <w:t xml:space="preserve"> [Data set]. </w:t>
+      </w:r>
+      <w:hyperlink r:id="rId17" w:history="1">
+        <w:r>
+          <w:rPr>
+            <w:rStyle w:val="Hyperlink"/>
+          </w:rPr>
+          <w:t>https://frap.fire.ca.gov/mapping/gis-data/</w:t>
+        </w:r>
+      </w:hyperlink>
+    </w:p>
+    <w:p>
+      <w:pPr>
+        <w:pStyle w:val="NormalWeb"/>
+      </w:pPr>
+      <w:r>
+        <w:t xml:space="preserve">Cutler, D. R., Edwards, T. C., Jr., Beard, K. H., Cutler, A., Hess, K. T., Gibson, J., &amp; Lawler, J. J. (2007). Random forests for classification in ecology. </w:t>
+      </w:r>
+      <w:r>
+        <w:rPr>
+          <w:rStyle w:val="Emphasis"/>
+        </w:rPr>
+        <w:t>Ecology, 88</w:t>
+      </w:r>
+      <w:r>
+        <w:t xml:space="preserve">(11), 2783–2792. </w:t>
+      </w:r>
+      <w:hyperlink r:id="rId18" w:history="1">
+        <w:r>
+          <w:rPr>
+            <w:rStyle w:val="Hyperlink"/>
+          </w:rPr>
+          <w:t>https://doi.org/10.1890/07-0539.1</w:t>
+        </w:r>
+      </w:hyperlink>
+    </w:p>
+    <w:p>
+      <w:pPr>
+        <w:pStyle w:val="NormalWeb"/>
+      </w:pPr>
+      <w:r>
+        <w:t>Ernest, H. B., Vickers, T. W., Morrison, S. A., Buchalski, M. R., &amp; Boyce, W. M. (2014). Fractured genetic connectivity threatens a southern California puma (</w:t>
+      </w:r>
+      <w:r>
+        <w:rPr>
+          <w:rStyle w:val="Emphasis"/>
+        </w:rPr>
+        <w:t>Puma concolor</w:t>
+      </w:r>
+      <w:r>
+        <w:t xml:space="preserve">) population. </w:t>
+      </w:r>
+      <w:r>
+        <w:rPr>
+          <w:rStyle w:val="Emphasis"/>
+        </w:rPr>
+        <w:t>PLOS ONE, 9</w:t>
+      </w:r>
+      <w:r>
+        <w:t xml:space="preserve">(10), e107985. </w:t>
+      </w:r>
+      <w:hyperlink r:id="rId19" w:history="1">
+        <w:r>
+          <w:rPr>
+            <w:rStyle w:val="Hyperlink"/>
+          </w:rPr>
+          <w:t>https://doi.org/10.1371/journal.pone.0107985</w:t>
+        </w:r>
+      </w:hyperlink>
+    </w:p>
+    <w:p>
+      <w:pPr>
+        <w:pStyle w:val="NormalWeb"/>
+      </w:pPr>
+      <w:r>
+        <w:t xml:space="preserve">Fick, S. E., &amp; </w:t>
+      </w:r>
+      <w:proofErr w:type="spellStart"/>
+      <w:r>
+        <w:t>Hijmans</w:t>
+      </w:r>
+      <w:proofErr w:type="spellEnd"/>
+      <w:r>
+        <w:t xml:space="preserve">, R. J. (2017). </w:t>
+      </w:r>
+      <w:proofErr w:type="spellStart"/>
+      <w:r>
+        <w:t>WorldClim</w:t>
+      </w:r>
+      <w:proofErr w:type="spellEnd"/>
+      <w:r>
+        <w:t xml:space="preserve"> 2: New 1-km spatial resolution climate surfaces for global land areas. </w:t>
+      </w:r>
+      <w:r>
+        <w:rPr>
+          <w:rStyle w:val="Emphasis"/>
+        </w:rPr>
+        <w:t>International Journal of Climatology, 37</w:t>
+      </w:r>
+      <w:r>
+        <w:t xml:space="preserve">(12), 4302–4315. </w:t>
+      </w:r>
+      <w:hyperlink r:id="rId20" w:history="1">
+        <w:r>
+          <w:rPr>
+            <w:rStyle w:val="Hyperlink"/>
+          </w:rPr>
+          <w:t>https://doi.org/10.1002/joc.5086</w:t>
+        </w:r>
+      </w:hyperlink>
+    </w:p>
+    <w:p>
+      <w:pPr>
+        <w:pStyle w:val="NormalWeb"/>
+      </w:pPr>
+      <w:r>
+        <w:t xml:space="preserve">Fielding, A. H., &amp; Bell, J. F. (1997). A review of methods for the assessment of prediction errors in conservation presence/absence models. </w:t>
+      </w:r>
+      <w:r>
+        <w:rPr>
+          <w:rStyle w:val="Emphasis"/>
+        </w:rPr>
+        <w:t>Environmental Conservation, 24</w:t>
+      </w:r>
+      <w:r>
+        <w:t xml:space="preserve">(1), 38–49. </w:t>
+      </w:r>
+      <w:hyperlink r:id="rId21" w:history="1">
+        <w:r>
+          <w:rPr>
+            <w:rStyle w:val="Hyperlink"/>
+          </w:rPr>
+          <w:t>https://doi.org/10.1017/S0376892997000088</w:t>
+        </w:r>
+      </w:hyperlink>
+    </w:p>
+    <w:p>
+      <w:pPr>
+        <w:pStyle w:val="NormalWeb"/>
+      </w:pPr>
+      <w:r>
+        <w:t xml:space="preserve">GBIF.org. (2026, August 7). </w:t>
+      </w:r>
+      <w:r>
+        <w:rPr>
+          <w:rStyle w:val="Emphasis"/>
+        </w:rPr>
+        <w:t>GBIF occurrence download</w:t>
+      </w:r>
+      <w:r>
+        <w:t xml:space="preserve"> [Data set]. </w:t>
+      </w:r>
+      <w:hyperlink r:id="rId22" w:history="1">
+        <w:r>
+          <w:rPr>
+            <w:rStyle w:val="Hyperlink"/>
+          </w:rPr>
+          <w:t>https://doi.org/10.15468/dl.ayvy6r</w:t>
+        </w:r>
+      </w:hyperlink>
+    </w:p>
+    <w:p>
+      <w:pPr>
+        <w:pStyle w:val="NormalWeb"/>
+      </w:pPr>
+      <w:proofErr w:type="spellStart"/>
+      <w:r>
+        <w:t>GreenInfo</w:t>
+      </w:r>
+      <w:proofErr w:type="spellEnd"/>
+      <w:r>
+        <w:t xml:space="preserve"> Network. (2026). </w:t>
+      </w:r>
+      <w:r>
+        <w:rPr>
+          <w:rStyle w:val="Emphasis"/>
+        </w:rPr>
+        <w:t>California Protected Areas Database (CPAD), version 2026a, holdings</w:t>
+      </w:r>
+      <w:r>
+        <w:t xml:space="preserve"> [Data set]. </w:t>
+      </w:r>
+      <w:hyperlink r:id="rId23" w:history="1">
+        <w:r>
+          <w:rPr>
+            <w:rStyle w:val="Hyperlink"/>
+          </w:rPr>
+          <w:t>https://www.calands.org/cpad-gis</w:t>
+        </w:r>
+      </w:hyperlink>
+    </w:p>
+    <w:p>
+      <w:pPr>
+        <w:pStyle w:val="NormalWeb"/>
+      </w:pPr>
+      <w:r>
+        <w:t xml:space="preserve">McRae, B. H., Dickson, B. G., Keitt, T. H., &amp; Shah, V. B. (2008). Using circuit theory to model connectivity in ecology, evolution, and conservation. </w:t>
+      </w:r>
+      <w:r>
+        <w:rPr>
+          <w:rStyle w:val="Emphasis"/>
+        </w:rPr>
+        <w:t>Ecology, 89</w:t>
+      </w:r>
+      <w:r>
+        <w:t xml:space="preserve">(10), 2712–2724. </w:t>
+      </w:r>
+      <w:hyperlink r:id="rId24" w:history="1">
+        <w:r>
+          <w:rPr>
+            <w:rStyle w:val="Hyperlink"/>
+          </w:rPr>
+          <w:t>https://doi.org/10.1890/07-1861.1</w:t>
+        </w:r>
+      </w:hyperlink>
+    </w:p>
+    <w:p>
+      <w:pPr>
+        <w:pStyle w:val="NormalWeb"/>
+      </w:pPr>
+      <w:r>
         <w:lastRenderedPageBreak/>
-        <w:t>Fick, S. E., &amp; Hijmans, R. J. (2017). WorldClim 2: New 1-km spatial resolution climate surfaces for global land areas. International Journal of Climatology, 37(12), 4302–4315. https://doi.org/10.1002/joc.5086</w:t>
-      </w:r>
-    </w:p>
-    <w:p>
-      <w:pPr>
-        <w:spacing w:after="240" w:line="480" w:lineRule="auto"/>
-        <w:ind w:left="360" w:hanging="360"/>
-        <w:jc w:val="both"/>
-      </w:pPr>
-      <w:r>
-        <w:rPr>
-          <w:color w:val="000000"/>
-          <w:sz w:val="22"/>
-        </w:rPr>
-        <w:t>Fielding, A. H., &amp; Bell, J. F. (1997). A review of methods for the assessment of prediction errors in conservation presence/absence models. Environmental Conservation, 24(1), 38–49. https://doi.org/10.1017/S0376892997000088</w:t>
-      </w:r>
-    </w:p>
-    <w:p>
-      <w:pPr>
-        <w:spacing w:after="240" w:line="480" w:lineRule="auto"/>
-        <w:ind w:left="360" w:hanging="360"/>
-        <w:jc w:val="both"/>
-      </w:pPr>
-      <w:r>
-        <w:rPr>
-          <w:color w:val="000000"/>
-          <w:sz w:val="22"/>
-        </w:rPr>
-        <w:t>GBIF.org. GBIF Occurrence Download. Global Biodiversity Information Facility. https://www.gbif.org [Note: replace with the DOI-backed citation generated for the specific occurrence download used in this study, available via GBIF's download interface.]</w:t>
-      </w:r>
-    </w:p>
-    <w:p>
-      <w:pPr>
-        <w:spacing w:after="240" w:line="480" w:lineRule="auto"/>
-        <w:ind w:left="360" w:hanging="360"/>
-        <w:jc w:val="both"/>
-      </w:pPr>
-      <w:r>
-        <w:rPr>
-          <w:color w:val="000000"/>
-          <w:sz w:val="22"/>
-        </w:rPr>
-        <w:t>McRae, B. H., Dickson, B. G., Keitt, T. H., &amp; Shah, V. B. (2008). Using circuit theory to model connectivity in ecology, evolution, and conservation. Ecology, 89(10), 2712–2724. https://doi.org/10.1890/07-1861.1</w:t>
-      </w:r>
-    </w:p>
-    <w:p>
-      <w:pPr>
-        <w:spacing w:after="240" w:line="480" w:lineRule="auto"/>
-        <w:ind w:left="360" w:hanging="360"/>
-        <w:jc w:val="both"/>
-      </w:pPr>
-      <w:r>
-        <w:rPr>
-          <w:color w:val="000000"/>
-          <w:sz w:val="22"/>
-        </w:rPr>
-        <w:t>Moilanen, A., Wilson, K. A., &amp; Possingham, H. P. (Eds.). (2009). Spatial conservation prioritization: Quantitative methods and computational tools. Oxford University Press.</w:t>
-      </w:r>
-    </w:p>
-    <w:p>
-      <w:pPr>
-        <w:spacing w:after="240" w:line="480" w:lineRule="auto"/>
-        <w:ind w:left="360" w:hanging="360"/>
-        <w:jc w:val="both"/>
-      </w:pPr>
-      <w:r>
-        <w:rPr>
-          <w:color w:val="000000"/>
-          <w:sz w:val="22"/>
-        </w:rPr>
-        <w:t>Roberts, D. R., Bahn, V., Ciuti, S., Boyce, M. S., Elith, J., Guillera-Arroita, G., Hauenstein, S., Lahoz-Monfort, J. J., Schröder, B., Thuiller, W., Warton, D. I., Wintle, B. A., Hartig, F., &amp; Dormann, C. F. (2017). Cross-validation strategies for data with temporal, spatial, hierarchical, or phylogenetic structure. Ecography, 40(8), 913–929. https://doi.org/10.1111/ecog.02881</w:t>
-      </w:r>
+        <w:t xml:space="preserve">Moilanen, A., Wilson, K. A., &amp; </w:t>
+      </w:r>
+      <w:proofErr w:type="spellStart"/>
+      <w:r>
+        <w:t>Possingham</w:t>
+      </w:r>
+      <w:proofErr w:type="spellEnd"/>
+      <w:r>
+        <w:t xml:space="preserve">, H. P. (Eds.). (2009). </w:t>
+      </w:r>
+      <w:r>
+        <w:rPr>
+          <w:rStyle w:val="Emphasis"/>
+        </w:rPr>
+        <w:t>Spatial conservation prioritization: Quantitative methods and computational tools</w:t>
+      </w:r>
+      <w:r>
+        <w:t>. Oxford University Press.</w:t>
+      </w:r>
+    </w:p>
+    <w:p>
+      <w:pPr>
+        <w:pStyle w:val="NormalWeb"/>
+      </w:pPr>
+      <w:r>
+        <w:t xml:space="preserve">Roberge, J.-M., &amp; </w:t>
+      </w:r>
+      <w:proofErr w:type="spellStart"/>
+      <w:r>
+        <w:t>Angelstam</w:t>
+      </w:r>
+      <w:proofErr w:type="spellEnd"/>
+      <w:r>
+        <w:t xml:space="preserve">, P. (2004). Usefulness of the umbrella species concept as a conservation tool. </w:t>
+      </w:r>
+      <w:r>
+        <w:rPr>
+          <w:rStyle w:val="Emphasis"/>
+        </w:rPr>
+        <w:t>Conservation Biology, 18</w:t>
+      </w:r>
+      <w:r>
+        <w:t xml:space="preserve">(1), 76–85. </w:t>
+      </w:r>
+      <w:hyperlink r:id="rId25" w:history="1">
+        <w:r>
+          <w:rPr>
+            <w:rStyle w:val="Hyperlink"/>
+          </w:rPr>
+          <w:t>https://doi.org/10.1111/j.1523-1739.2004.00450.x</w:t>
+        </w:r>
+      </w:hyperlink>
+    </w:p>
+    <w:p>
+      <w:pPr>
+        <w:pStyle w:val="NormalWeb"/>
+      </w:pPr>
+      <w:r>
+        <w:t xml:space="preserve">Roberts, D. R., Bahn, V., </w:t>
+      </w:r>
+      <w:proofErr w:type="spellStart"/>
+      <w:r>
+        <w:t>Ciuti</w:t>
+      </w:r>
+      <w:proofErr w:type="spellEnd"/>
+      <w:r>
+        <w:t xml:space="preserve">, S., Boyce, M. S., Elith, J., </w:t>
+      </w:r>
+      <w:proofErr w:type="spellStart"/>
+      <w:r>
+        <w:t>Guillera-Arroita</w:t>
+      </w:r>
+      <w:proofErr w:type="spellEnd"/>
+      <w:r>
+        <w:t xml:space="preserve">, G., Hauenstein, S., Lahoz-Monfort, J. J., Schröder, B., </w:t>
+      </w:r>
+      <w:proofErr w:type="spellStart"/>
+      <w:r>
+        <w:t>Thuiller</w:t>
+      </w:r>
+      <w:proofErr w:type="spellEnd"/>
+      <w:r>
+        <w:t xml:space="preserve">, W., Warton, D. I., Wintle, B. A., Hartig, F., &amp; Dormann, C. F. (2017). Cross-validation strategies for data with temporal, spatial, hierarchical, or phylogenetic structure. </w:t>
+      </w:r>
+      <w:proofErr w:type="spellStart"/>
+      <w:r>
+        <w:rPr>
+          <w:rStyle w:val="Emphasis"/>
+        </w:rPr>
+        <w:t>Ecography</w:t>
+      </w:r>
+      <w:proofErr w:type="spellEnd"/>
+      <w:r>
+        <w:rPr>
+          <w:rStyle w:val="Emphasis"/>
+        </w:rPr>
+        <w:t>, 40</w:t>
+      </w:r>
+      <w:r>
+        <w:t xml:space="preserve">(8), 913–929. </w:t>
+      </w:r>
+      <w:hyperlink r:id="rId26" w:history="1">
+        <w:r>
+          <w:rPr>
+            <w:rStyle w:val="Hyperlink"/>
+          </w:rPr>
+          <w:t>https://doi.org/10.1111/ecog.02881</w:t>
+        </w:r>
+      </w:hyperlink>
+    </w:p>
+    <w:p>
+      <w:pPr>
+        <w:pStyle w:val="NormalWeb"/>
+      </w:pPr>
+      <w:r>
+        <w:t xml:space="preserve">U.S. Census Bureau. (2025). </w:t>
+      </w:r>
+      <w:r>
+        <w:rPr>
+          <w:rStyle w:val="Emphasis"/>
+        </w:rPr>
+        <w:t>TIGER/Line shapefiles: California county boundaries</w:t>
+      </w:r>
+      <w:r>
+        <w:t xml:space="preserve"> [Data set]. </w:t>
+      </w:r>
+      <w:hyperlink r:id="rId27" w:history="1">
+        <w:r>
+          <w:rPr>
+            <w:rStyle w:val="Hyperlink"/>
+          </w:rPr>
+          <w:t>https://www.census.gov/geographies/mapping-files/time-series/geo/tiger-line-file.html</w:t>
+        </w:r>
+      </w:hyperlink>
+    </w:p>
+    <w:p>
+      <w:pPr>
+        <w:pStyle w:val="NormalWeb"/>
+      </w:pPr>
+      <w:r>
+        <w:t xml:space="preserve">U.S. Census Bureau. (2025). </w:t>
+      </w:r>
+      <w:r>
+        <w:rPr>
+          <w:rStyle w:val="Emphasis"/>
+        </w:rPr>
+        <w:t>TIGER/Line shapefiles: Primary and secondary roads, California (tl_2025_06_prisecroads)</w:t>
+      </w:r>
+      <w:r>
+        <w:t xml:space="preserve"> [Data set]. </w:t>
+      </w:r>
+      <w:hyperlink r:id="rId28" w:history="1">
+        <w:r>
+          <w:rPr>
+            <w:rStyle w:val="Hyperlink"/>
+          </w:rPr>
+          <w:t>https://www.census.gov/geographies/mapping-files/time-series/geo/tiger-line-file.html</w:t>
+        </w:r>
+      </w:hyperlink>
+    </w:p>
+    <w:p>
+      <w:pPr>
+        <w:pStyle w:val="NormalWeb"/>
+      </w:pPr>
+      <w:proofErr w:type="spellStart"/>
+      <w:r>
+        <w:t>WorldClim</w:t>
+      </w:r>
+      <w:proofErr w:type="spellEnd"/>
+      <w:r>
+        <w:t xml:space="preserve">. (2020–2025). </w:t>
+      </w:r>
+      <w:r>
+        <w:rPr>
+          <w:rStyle w:val="Emphasis"/>
+        </w:rPr>
+        <w:t>Future climate data: CMIP6 downscaled climate projections</w:t>
+      </w:r>
+      <w:r>
+        <w:t xml:space="preserve"> [Data set]. </w:t>
+      </w:r>
+      <w:hyperlink r:id="rId29" w:history="1">
+        <w:r>
+          <w:rPr>
+            <w:rStyle w:val="Hyperlink"/>
+          </w:rPr>
+          <w:t>https://www.worldclim.org/data/cmip6/cmip6climate.html</w:t>
+        </w:r>
+      </w:hyperlink>
     </w:p>
     <w:p>
       <w:pPr>
         <w:spacing w:after="160"/>
         <w:ind w:left="360" w:hanging="360"/>
       </w:pPr>
-      <w:r>
-        <w:rPr>
-          <w:color w:val="000000"/>
-          <w:sz w:val="22"/>
-        </w:rPr>
-        <w:t>[TODO: Add remaining citations for CAL FIRE FRAP, CPAD (GreenInfo Network), US Census TIGER/Line, and CDFW ACE, following each source's official citation guidance from their respective data portals.]</w:t>
-      </w:r>
     </w:p>
     <w:p>
       <w:pPr>
@@ -7724,7 +8268,7 @@
       </w:pPr>
     </w:p>
     <w:sectPr>
-      <w:footerReference w:type="default" r:id="rId14"/>
+      <w:footerReference w:type="default" r:id="rId30"/>
       <w:pgSz w:w="12240" w:h="15840"/>
       <w:pgMar w:top="1440" w:right="1440" w:bottom="1440" w:left="1440" w:header="708" w:footer="708" w:gutter="0"/>
       <w:cols w:space="720"/>
@@ -8377,6 +8921,7 @@
   <w:style w:type="character" w:default="1" w:styleId="DefaultParagraphFont">
     <w:name w:val="Default Paragraph Font"/>
     <w:uiPriority w:val="1"/>
+    <w:semiHidden/>
     <w:unhideWhenUsed/>
   </w:style>
   <w:style w:type="table" w:default="1" w:styleId="TableNormal">
@@ -8499,6 +9044,66 @@
         <w:insideV w:val="single" w:sz="4" w:space="0" w:color="auto"/>
       </w:tblBorders>
     </w:tblPr>
+  </w:style>
+  <w:style w:type="character" w:styleId="UnresolvedMention">
+    <w:name w:val="Unresolved Mention"/>
+    <w:basedOn w:val="DefaultParagraphFont"/>
+    <w:uiPriority w:val="99"/>
+    <w:semiHidden/>
+    <w:unhideWhenUsed/>
+    <w:rsid w:val="00794883"/>
+    <w:rPr>
+      <w:color w:val="605E5C"/>
+      <w:shd w:val="clear" w:color="auto" w:fill="E1DFDD"/>
+    </w:rPr>
+  </w:style>
+  <w:style w:type="paragraph" w:customStyle="1" w:styleId="pdq2pgselectionanchorcontainer">
+    <w:name w:val="pdq2pg_selectionanchorcontainer"/>
+    <w:basedOn w:val="Normal"/>
+    <w:rsid w:val="00A74F3E"/>
+    <w:pPr>
+      <w:spacing w:before="100" w:beforeAutospacing="1" w:after="100" w:afterAutospacing="1"/>
+    </w:pPr>
+    <w:rPr>
+      <w:sz w:val="24"/>
+      <w:szCs w:val="24"/>
+    </w:rPr>
+  </w:style>
+  <w:style w:type="character" w:styleId="Strong">
+    <w:name w:val="Strong"/>
+    <w:basedOn w:val="DefaultParagraphFont"/>
+    <w:uiPriority w:val="22"/>
+    <w:qFormat/>
+    <w:rsid w:val="00A74F3E"/>
+    <w:rPr>
+      <w:b/>
+      <w:bCs/>
+    </w:rPr>
+  </w:style>
+  <w:style w:type="paragraph" w:styleId="NormalWeb">
+    <w:name w:val="Normal (Web)"/>
+    <w:basedOn w:val="Normal"/>
+    <w:uiPriority w:val="99"/>
+    <w:unhideWhenUsed/>
+    <w:rsid w:val="00A74F3E"/>
+    <w:pPr>
+      <w:spacing w:before="100" w:beforeAutospacing="1" w:after="100" w:afterAutospacing="1"/>
+    </w:pPr>
+    <w:rPr>
+      <w:sz w:val="24"/>
+      <w:szCs w:val="24"/>
+    </w:rPr>
+  </w:style>
+  <w:style w:type="character" w:styleId="Emphasis">
+    <w:name w:val="Emphasis"/>
+    <w:basedOn w:val="DefaultParagraphFont"/>
+    <w:uiPriority w:val="20"/>
+    <w:qFormat/>
+    <w:rsid w:val="00C8362B"/>
+    <w:rPr>
+      <w:i/>
+      <w:iCs/>
+    </w:rPr>
   </w:style>
 </w:styles>
 </file>

--- a/report/Conservation_Prioritization_Paper.docx
+++ b/report/Conservation_Prioritization_Paper.docx
@@ -634,8 +634,6 @@
     <w:p>
       <w:pPr>
         <w:spacing w:before="320" w:after="180"/>
-      </w:pPr>
-      <w:r>
         <w:rPr>
           <w:b/>
           <w:bCs/>
@@ -645,7 +643,44 @@
           <w:sz w:val="24"/>
           <w:szCs w:val="24"/>
         </w:rPr>
+      </w:pPr>
+      <w:r>
+        <w:rPr>
+          <w:b/>
+          <w:bCs/>
+          <w:i/>
+          <w:iCs/>
+          <w:color w:val="000000"/>
+          <w:sz w:val="24"/>
+          <w:szCs w:val="24"/>
+        </w:rPr>
         <w:t>2.2 Data Sources</w:t>
+      </w:r>
+    </w:p>
+    <w:p>
+      <w:pPr>
+        <w:spacing w:before="120" w:after="320"/>
+        <w:jc w:val="center"/>
+        <w:rPr>
+          <w:i/>
+          <w:iCs/>
+          <w:color w:val="595959"/>
+        </w:rPr>
+      </w:pPr>
+    </w:p>
+    <w:p>
+      <w:pPr>
+        <w:spacing w:before="120" w:after="320"/>
+        <w:jc w:val="center"/>
+      </w:pPr>
+      <w:r>
+        <w:rPr>
+          <w:i/>
+          <w:iCs/>
+          <w:color w:val="595959"/>
+        </w:rPr>
+        <w:lastRenderedPageBreak/>
+        <w:t>Table 1. Data sources used in this analysis.</w:t>
       </w:r>
     </w:p>
     <w:tbl>
@@ -690,7 +725,6 @@
                 <w:color w:val="000000"/>
                 <w:sz w:val="19"/>
               </w:rPr>
-              <w:lastRenderedPageBreak/>
               <w:t>Input</w:t>
             </w:r>
           </w:p>
@@ -1262,19 +1296,6 @@
     </w:tbl>
     <w:p>
       <w:pPr>
-        <w:spacing w:before="120" w:after="320"/>
-      </w:pPr>
-      <w:r>
-        <w:rPr>
-          <w:i/>
-          <w:iCs/>
-          <w:color w:val="595959"/>
-        </w:rPr>
-        <w:t>Table 1. Data sources used in this analysis.</w:t>
-      </w:r>
-    </w:p>
-    <w:p>
-      <w:pPr>
         <w:spacing w:before="320" w:after="180"/>
       </w:pPr>
       <w:r>
@@ -1955,7 +1976,7 @@
           <w:szCs w:val="32"/>
         </w:rPr>
         <w:drawing>
-          <wp:inline distT="0" distB="0" distL="0" distR="0" wp14:anchorId="3238CA6B" wp14:editId="707E45B9">
+          <wp:inline distT="0" distB="0" distL="0" distR="0" wp14:anchorId="3238CA6B" wp14:editId="36196443">
             <wp:extent cx="5943600" cy="3420745"/>
             <wp:effectExtent l="0" t="0" r="0" b="0"/>
             <wp:docPr id="1665581413" name="Picture 1"/>
@@ -2103,7 +2124,7 @@
         </w:rPr>
         <w:lastRenderedPageBreak/>
         <w:drawing>
-          <wp:inline distT="0" distB="0" distL="0" distR="0" wp14:anchorId="12164699" wp14:editId="3A051834">
+          <wp:inline distT="0" distB="0" distL="0" distR="0" wp14:anchorId="12164699" wp14:editId="694C7B0C">
             <wp:extent cx="2934140" cy="3868615"/>
             <wp:effectExtent l="0" t="0" r="0" b="5080"/>
             <wp:docPr id="1826257257" name="Picture 2"/>
@@ -2301,6 +2322,11 @@
       <w:pPr>
         <w:spacing w:after="240" w:line="480" w:lineRule="auto"/>
         <w:jc w:val="both"/>
+        <w:rPr>
+          <w:color w:val="000000"/>
+          <w:sz w:val="24"/>
+          <w:szCs w:val="24"/>
+        </w:rPr>
       </w:pPr>
       <w:r>
         <w:rPr>
@@ -2336,6 +2362,20 @@
         </w:rPr>
         <w:lastRenderedPageBreak/>
         <w:t>achieved substantially greater aggregate conservation value by distributing the same budget across a larger number of moderately priced, still high-value parcels rather than concentrating it on a small number of premium cells (Table 2). This result was consistent with the optimization run on the earlier (pre-future-climate) version of the priority score, which achieved an 89% improvement over its corresponding naive baseline, indicating the optimization's practical benefit is robust to the specific habitat suitability and climate resilience formulation used.</w:t>
+      </w:r>
+    </w:p>
+    <w:p>
+      <w:pPr>
+        <w:spacing w:before="120" w:after="320"/>
+        <w:jc w:val="center"/>
+      </w:pPr>
+      <w:r>
+        <w:rPr>
+          <w:i/>
+          <w:iCs/>
+          <w:color w:val="595959"/>
+        </w:rPr>
+        <w:t>Table 2. Naive vs. optimized budget allocation strategy, at an equivalent ~$2.46B budget.</w:t>
       </w:r>
     </w:p>
     <w:tbl>
@@ -2686,19 +2726,6 @@
     </w:tbl>
     <w:p>
       <w:pPr>
-        <w:spacing w:before="120" w:after="320"/>
-      </w:pPr>
-      <w:r>
-        <w:rPr>
-          <w:i/>
-          <w:iCs/>
-          <w:color w:val="595959"/>
-        </w:rPr>
-        <w:t>Table 2. Naive vs. optimized budget allocation strategy, at an equivalent ~$2.46B budget.</w:t>
-      </w:r>
-    </w:p>
-    <w:p>
-      <w:pPr>
         <w:spacing w:before="320" w:after="180"/>
       </w:pPr>
       <w:r>
@@ -2783,7 +2810,7 @@
           <w:noProof/>
         </w:rPr>
         <w:drawing>
-          <wp:inline distT="0" distB="0" distL="0" distR="0" wp14:anchorId="4D730D38" wp14:editId="35B69F2C">
+          <wp:inline distT="0" distB="0" distL="0" distR="0" wp14:anchorId="4D730D38" wp14:editId="446ECA1C">
             <wp:extent cx="3098171" cy="4062046"/>
             <wp:effectExtent l="0" t="0" r="635" b="2540"/>
             <wp:docPr id="914070084" name="Picture 3"/>
@@ -2849,7 +2876,7 @@
         </w:rPr>
         <w:lastRenderedPageBreak/>
         <w:drawing>
-          <wp:inline distT="0" distB="0" distL="0" distR="0" wp14:anchorId="0A21D3E6" wp14:editId="6FA55B90">
+          <wp:inline distT="0" distB="0" distL="0" distR="0" wp14:anchorId="0A21D3E6" wp14:editId="6EFEEA48">
             <wp:extent cx="3578469" cy="4152324"/>
             <wp:effectExtent l="0" t="0" r="3175" b="635"/>
             <wp:docPr id="411411826" name="Picture 4"/>
@@ -3427,7 +3454,35 @@
           <w:color w:val="000000"/>
           <w:sz w:val="24"/>
         </w:rPr>
-        <w:t xml:space="preserve">indicating that robust mountain lion conservation priorities are geographically widespread across California rather than confined to a single region (Table 6). By contrast, the single highest-scoring individual cells clustered more tightly along the Central Coast: the top-ranked cell (priority score = 100.0) lies in Santa Cruz County within 3.8km of the Younger Lagoon Reserve, and 6 of the top 10 cells fall in Santa Cruz, Monterey, and San Mateo counties, several immediately adjacent to named protected sites such as Waugh Avenue (323m), Coal Mine Ridge (251m), and Sedgwick Reserve (124m) (Table 5). </w:t>
+        <w:t xml:space="preserve">indicating that robust mountain lion conservation priorities are geographically widespread across California rather than confined to a single region (Table </w:t>
+      </w:r>
+      <w:r>
+        <w:rPr>
+          <w:color w:val="000000"/>
+          <w:sz w:val="24"/>
+        </w:rPr>
+        <w:t>5</w:t>
+      </w:r>
+      <w:r>
+        <w:rPr>
+          <w:color w:val="000000"/>
+          <w:sz w:val="24"/>
+        </w:rPr>
+        <w:t xml:space="preserve">). By contrast, the single highest-scoring individual cells clustered more tightly along the Central Coast: the top-ranked cell (priority score = 100.0) lies in Santa Cruz County within 3.8km of the Younger Lagoon Reserve, and 6 of the top 10 cells fall in Santa Cruz, Monterey, and San Mateo counties, several immediately adjacent to named protected sites such as Waugh Avenue (323m), Coal Mine Ridge (251m), and Sedgwick Reserve (124m) (Table </w:t>
+      </w:r>
+      <w:r>
+        <w:rPr>
+          <w:color w:val="000000"/>
+          <w:sz w:val="24"/>
+        </w:rPr>
+        <w:t>4</w:t>
+      </w:r>
+      <w:r>
+        <w:rPr>
+          <w:color w:val="000000"/>
+          <w:sz w:val="24"/>
+        </w:rPr>
+        <w:t xml:space="preserve">). </w:t>
       </w:r>
       <w:r>
         <w:rPr>
@@ -3469,7 +3524,21 @@
           <w:i/>
           <w:color w:val="595959"/>
         </w:rPr>
-        <w:t>Table 5. Top-ranked priority cells with containing county and nearest named protected area.</w:t>
+        <w:t xml:space="preserve">Table </w:t>
+      </w:r>
+      <w:r>
+        <w:rPr>
+          <w:i/>
+          <w:color w:val="595959"/>
+        </w:rPr>
+        <w:t>4</w:t>
+      </w:r>
+      <w:r>
+        <w:rPr>
+          <w:i/>
+          <w:color w:val="595959"/>
+        </w:rPr>
+        <w:t>. Top-ranked priority cells with containing county and nearest named protected area.</w:t>
       </w:r>
     </w:p>
     <w:tbl>
@@ -4112,7 +4181,21 @@
           <w:color w:val="595959"/>
         </w:rPr>
         <w:lastRenderedPageBreak/>
-        <w:t>Table 6. Counties with the most no-regret (budget-robust) priority cells.</w:t>
+        <w:t xml:space="preserve">Table </w:t>
+      </w:r>
+      <w:r>
+        <w:rPr>
+          <w:i/>
+          <w:color w:val="595959"/>
+        </w:rPr>
+        <w:t>5</w:t>
+      </w:r>
+      <w:r>
+        <w:rPr>
+          <w:i/>
+          <w:color w:val="595959"/>
+        </w:rPr>
+        <w:t>. Counties with the most no-regret (budget-robust) priority cells.</w:t>
       </w:r>
     </w:p>
     <w:tbl>
@@ -4536,7 +4619,21 @@
           <w:color w:val="000000"/>
           <w:sz w:val="24"/>
         </w:rPr>
-        <w:t>The four single-objective portfolios selected markedly different numbers of cells at the same budget: 146 (Biodiversity), 207 (Climate), 72 (Connectivity), and 200 (Balanced). Pairwise overlap between portfolios varied substantially (Table 7): Biodiversity and Climate shared 47.9% of the smaller portfolio's cells, while Climate and Connectivity shared only 12.5%</w:t>
+        <w:t xml:space="preserve">The four single-objective portfolios selected markedly different numbers of cells at the same budget: 146 (Biodiversity), 207 (Climate), 72 (Connectivity), and 200 (Balanced). Pairwise overlap between portfolios varied substantially (Table </w:t>
+      </w:r>
+      <w:r>
+        <w:rPr>
+          <w:color w:val="000000"/>
+          <w:sz w:val="24"/>
+        </w:rPr>
+        <w:t>6</w:t>
+      </w:r>
+      <w:r>
+        <w:rPr>
+          <w:color w:val="000000"/>
+          <w:sz w:val="24"/>
+        </w:rPr>
+        <w:t>): Biodiversity and Climate shared 47.9% of the smaller portfolio's cells, while Climate and Connectivity shared only 12.5%</w:t>
       </w:r>
       <w:r>
         <w:rPr>
@@ -4577,7 +4674,21 @@
           <w:color w:val="000000"/>
           <w:sz w:val="24"/>
         </w:rPr>
-        <w:t xml:space="preserve">The cross-tabulation of average scores (Table 8) shows that the Connectivity-only portfolio scored highest not only on its own objective but also on habitat suitability (71.9) and climate resilience (69.7), exceeding the dedicated Biodiversity-only and Climate-only portfolios on their own respective objectives. This should not be interpreted as an independent co-benefit discovery. Connectivity is not statistically independent of habitat suitability in this study, because the movement resistance surface (Section 2.8) was itself derived directly from predicted habitat suitability; corridor cells are therefore drawn from high-suitability terrain by construction, not by an independently observed ecological relationship, and the apparent alignment with the climate objective likely reflects correlation between suitability and climate stability elsewhere in the model rather </w:t>
+        <w:t xml:space="preserve">The cross-tabulation of average scores (Table </w:t>
+      </w:r>
+      <w:r>
+        <w:rPr>
+          <w:color w:val="000000"/>
+          <w:sz w:val="24"/>
+        </w:rPr>
+        <w:t>7</w:t>
+      </w:r>
+      <w:r>
+        <w:rPr>
+          <w:color w:val="000000"/>
+          <w:sz w:val="24"/>
+        </w:rPr>
+        <w:t xml:space="preserve">) shows that the Connectivity-only portfolio scored highest not only on its own objective but also on habitat suitability (71.9) and climate resilience (69.7), exceeding the dedicated Biodiversity-only and Climate-only portfolios on their own respective objectives. This should not be interpreted as an independent co-benefit discovery. Connectivity is not statistically independent of habitat suitability in this study, because the movement resistance surface (Section 2.8) was itself derived directly from predicted habitat suitability; corridor cells are therefore drawn from high-suitability terrain by construction, not by an independently observed ecological relationship, and the apparent alignment with the climate objective likely reflects correlation between suitability and climate stability elsewhere in the model rather </w:t>
       </w:r>
       <w:r>
         <w:rPr>
@@ -4585,7 +4696,21 @@
           <w:sz w:val="24"/>
         </w:rPr>
         <w:lastRenderedPageBreak/>
-        <w:t>than an independent property of connectivity itself. A more informative and non-circular finding is that the Balanced portfolio, despite including an explicit corridor-importance term, captured only 26.1% of the 88 identified corridor cells, compared to 81.8% for the Connectivity-only portfolio (Table 8). This indicates that the balanced formulation's corridor weighting (0.15) is diluted by the sparsity of the underlying corridor signal</w:t>
+        <w:t xml:space="preserve">than an independent property of connectivity itself. A more informative and non-circular finding is that the Balanced portfolio, despite including an explicit corridor-importance term, captured only 26.1% of the 88 identified corridor cells, compared to 81.8% for the Connectivity-only portfolio (Table </w:t>
+      </w:r>
+      <w:r>
+        <w:rPr>
+          <w:color w:val="000000"/>
+          <w:sz w:val="24"/>
+        </w:rPr>
+        <w:t xml:space="preserve">7). </w:t>
+      </w:r>
+      <w:r>
+        <w:rPr>
+          <w:color w:val="000000"/>
+          <w:sz w:val="24"/>
+        </w:rPr>
+        <w:t>This indicates that the balanced formulation's corridor weighting (0.15) is diluted by the sparsity of the underlying corridor signal</w:t>
       </w:r>
       <w:r>
         <w:rPr>
@@ -4640,7 +4765,21 @@
           <w:i/>
           <w:color w:val="595959"/>
         </w:rPr>
-        <w:t>Table 7. Pairwise cell overlap between single-objective portfolios (percent of smaller portfolio).</w:t>
+        <w:t xml:space="preserve">Table </w:t>
+      </w:r>
+      <w:r>
+        <w:rPr>
+          <w:i/>
+          <w:color w:val="595959"/>
+        </w:rPr>
+        <w:t>6</w:t>
+      </w:r>
+      <w:r>
+        <w:rPr>
+          <w:i/>
+          <w:color w:val="595959"/>
+        </w:rPr>
+        <w:t>. Pairwise cell overlap between single-objective portfolios (percent of smaller portfolio).</w:t>
       </w:r>
     </w:p>
     <w:tbl>
@@ -4962,7 +5101,21 @@
           <w:i/>
           <w:color w:val="595959"/>
         </w:rPr>
-        <w:t>Table 8. Average score on each objective dimension by portfolio, and corridor-cell capture rate.</w:t>
+        <w:t xml:space="preserve">Table </w:t>
+      </w:r>
+      <w:r>
+        <w:rPr>
+          <w:i/>
+          <w:color w:val="595959"/>
+        </w:rPr>
+        <w:t>7</w:t>
+      </w:r>
+      <w:r>
+        <w:rPr>
+          <w:i/>
+          <w:color w:val="595959"/>
+        </w:rPr>
+        <w:t>. Average score on each objective dimension by portfolio, and corridor-cell capture rate.</w:t>
       </w:r>
     </w:p>
     <w:tbl>
@@ -5534,7 +5687,21 @@
           <w:i/>
           <w:color w:val="595959"/>
         </w:rPr>
-        <w:t>Table 9. Positioning of this framework's components relative to typical conservation prioritization studies.</w:t>
+        <w:t xml:space="preserve">Table </w:t>
+      </w:r>
+      <w:r>
+        <w:rPr>
+          <w:i/>
+          <w:color w:val="595959"/>
+        </w:rPr>
+        <w:t>8</w:t>
+      </w:r>
+      <w:r>
+        <w:rPr>
+          <w:i/>
+          <w:color w:val="595959"/>
+        </w:rPr>
+        <w:t>. Positioning of this framework's components relative to typical conservation prioritization studies.</w:t>
       </w:r>
     </w:p>
     <w:tbl>
@@ -6256,7 +6423,21 @@
           <w:i/>
           <w:color w:val="595959"/>
         </w:rPr>
-        <w:t>Table 4. Framework components classified by generalizability across species and conservation contexts.</w:t>
+        <w:t xml:space="preserve">Table </w:t>
+      </w:r>
+      <w:r>
+        <w:rPr>
+          <w:i/>
+          <w:color w:val="595959"/>
+        </w:rPr>
+        <w:t>9</w:t>
+      </w:r>
+      <w:r>
+        <w:rPr>
+          <w:i/>
+          <w:color w:val="595959"/>
+        </w:rPr>
+        <w:t>. Framework components classified by generalizability across species and conservation contexts.</w:t>
       </w:r>
     </w:p>
     <w:tbl>
@@ -6678,7 +6859,14 @@
           <w:i/>
           <w:color w:val="595959"/>
         </w:rPr>
-        <w:t>5</w:t>
+        <w:t>1</w:t>
+      </w:r>
+      <w:r>
+        <w:rPr>
+          <w:i/>
+          <w:color w:val="595959"/>
+        </w:rPr>
+        <w:t>0</w:t>
       </w:r>
       <w:r>
         <w:rPr>
@@ -7233,17 +7421,6 @@
     </w:p>
     <w:p>
       <w:pPr>
-        <w:spacing w:after="240" w:line="480" w:lineRule="auto"/>
-        <w:jc w:val="both"/>
-        <w:rPr>
-          <w:color w:val="000000"/>
-          <w:sz w:val="24"/>
-          <w:szCs w:val="24"/>
-        </w:rPr>
-      </w:pPr>
-    </w:p>
-    <w:p>
-      <w:pPr>
         <w:spacing w:before="480" w:after="240" w:line="480" w:lineRule="auto"/>
         <w:jc w:val="both"/>
       </w:pPr>
@@ -7494,94 +7671,6 @@
     </w:p>
     <w:p>
       <w:pPr>
-        <w:pStyle w:val="pdq2pgselectionanchorcontainer"/>
-      </w:pPr>
-      <w:r>
-        <w:lastRenderedPageBreak/>
-        <w:t xml:space="preserve">I would first like to thank my parents, </w:t>
-      </w:r>
-      <w:r>
-        <w:rPr>
-          <w:rStyle w:val="Strong"/>
-          <w:b w:val="0"/>
-          <w:bCs w:val="0"/>
-        </w:rPr>
-        <w:t>Brad and Jackie</w:t>
-      </w:r>
-      <w:r>
-        <w:t>, whose countless summer trips to Flagstaff, Arizona fostered my appreciation for the outdoors and encouraged a lifelong curiosity about the natural world. Their support and willingness to explore forests, mountains, and wildlife with me laid the foundation for the interests that ultimately inspired this research.</w:t>
-      </w:r>
-    </w:p>
-    <w:p>
-      <w:pPr>
-        <w:pStyle w:val="NormalWeb"/>
-      </w:pPr>
-      <w:r>
-        <w:t xml:space="preserve">To my partner, </w:t>
-      </w:r>
-      <w:r>
-        <w:rPr>
-          <w:rStyle w:val="Strong"/>
-          <w:b w:val="0"/>
-          <w:bCs w:val="0"/>
-        </w:rPr>
-        <w:t>Laura</w:t>
-      </w:r>
-      <w:r>
-        <w:t>, thank you for your constant encouragement, patience, and support throughout this project while beginning your own demanding journey through medical school. Your dedication to helping others has continually motivated me to pursue work that can make a meaningful difference.</w:t>
-      </w:r>
-    </w:p>
-    <w:p>
-      <w:pPr>
-        <w:pStyle w:val="NormalWeb"/>
-      </w:pPr>
-      <w:r>
-        <w:t>I am especially grateful to my grandparents, whose property became the setting for many childhood adventures and sparked my fascination with wildlife. One summer, after their dog chased away a mountain lion that had approached while I was playing outside, I developed a lasting respect and curiosity for these remarkable animals. That experience has stayed with me ever since and ultimately inspired the choice of mountain lions as the focal species for this project.</w:t>
-      </w:r>
-    </w:p>
-    <w:p>
-      <w:pPr>
-        <w:pStyle w:val="NormalWeb"/>
-      </w:pPr>
-      <w:r>
-        <w:t xml:space="preserve">Finally, I acknowledge the organizations that make open scientific research </w:t>
-      </w:r>
-      <w:r>
-        <w:t xml:space="preserve">possible by providing publicly accessible data. This project relied on datasets from the Global Biodiversity Information Facility (GBIF), </w:t>
-      </w:r>
-      <w:proofErr w:type="spellStart"/>
-      <w:r>
-        <w:t>WorldClim</w:t>
-      </w:r>
-      <w:proofErr w:type="spellEnd"/>
-      <w:r>
-        <w:t xml:space="preserve">, CAL FIRE, the California Protected Areas Database (CPAD) maintained by </w:t>
-      </w:r>
-      <w:proofErr w:type="spellStart"/>
-      <w:r>
-        <w:t>GreenInfo</w:t>
-      </w:r>
-      <w:proofErr w:type="spellEnd"/>
-      <w:r>
-        <w:t xml:space="preserve"> Network, the California Department of Fish and Wildlife, and the U.S. Census Bureau. Their commitment to open data enables research that would</w:t>
-      </w:r>
-      <w:r>
-        <w:t xml:space="preserve"> otherwise be impossible for students and independent researchers.</w:t>
-      </w:r>
-    </w:p>
-    <w:p>
-      <w:pPr>
-        <w:spacing w:after="240" w:line="480" w:lineRule="auto"/>
-        <w:jc w:val="both"/>
-        <w:rPr>
-          <w:color w:val="000000"/>
-          <w:sz w:val="24"/>
-          <w:szCs w:val="24"/>
-        </w:rPr>
-      </w:pPr>
-    </w:p>
-    <w:p>
-      <w:pPr>
         <w:spacing w:after="240" w:line="480" w:lineRule="auto"/>
         <w:jc w:val="both"/>
         <w:rPr>
@@ -7600,6 +7689,154 @@
           <w:sz w:val="28"/>
           <w:szCs w:val="28"/>
         </w:rPr>
+        <w:lastRenderedPageBreak/>
+        <w:t>Acknowledgements</w:t>
+      </w:r>
+    </w:p>
+    <w:p>
+      <w:pPr>
+        <w:spacing w:after="240" w:line="480" w:lineRule="auto"/>
+        <w:jc w:val="both"/>
+        <w:rPr>
+          <w:color w:val="000000"/>
+          <w:sz w:val="24"/>
+          <w:szCs w:val="24"/>
+        </w:rPr>
+      </w:pPr>
+      <w:r>
+        <w:rPr>
+          <w:color w:val="000000"/>
+          <w:sz w:val="24"/>
+          <w:szCs w:val="24"/>
+        </w:rPr>
+        <w:t>I would first like to thank my parents, Brad and Jackie, whose countless summer trips to Flagstaff, Arizona fostered my appreciation for the outdoors and encouraged a lifelong curiosity about the natural world. Their support and willingness to explore forests, mountains, and wildlife with me laid the foundation for the interests that ultimately inspired this research.</w:t>
+      </w:r>
+    </w:p>
+    <w:p>
+      <w:pPr>
+        <w:spacing w:after="240" w:line="480" w:lineRule="auto"/>
+        <w:jc w:val="both"/>
+        <w:rPr>
+          <w:color w:val="000000"/>
+          <w:sz w:val="24"/>
+          <w:szCs w:val="24"/>
+        </w:rPr>
+      </w:pPr>
+      <w:r>
+        <w:rPr>
+          <w:color w:val="000000"/>
+          <w:sz w:val="24"/>
+          <w:szCs w:val="24"/>
+        </w:rPr>
+        <w:t>To my partner, Laura, thank you for your constant encouragement, patience, and support throughout this project while beginning your own demanding journey through medical school. Your dedication to helping others has continually motivated me to pursue work that can make a meaningful difference.</w:t>
+      </w:r>
+    </w:p>
+    <w:p>
+      <w:pPr>
+        <w:spacing w:after="240" w:line="480" w:lineRule="auto"/>
+        <w:jc w:val="both"/>
+        <w:rPr>
+          <w:color w:val="000000"/>
+          <w:sz w:val="24"/>
+          <w:szCs w:val="24"/>
+        </w:rPr>
+      </w:pPr>
+      <w:r>
+        <w:rPr>
+          <w:color w:val="000000"/>
+          <w:sz w:val="24"/>
+          <w:szCs w:val="24"/>
+        </w:rPr>
+        <w:t>I am especially grateful to my grandparents, whose property became the setting for many childhood adventures and sparked my fascination with wildlife. One summer, after their dog chased away a mountain lion that had approached while I was playing outside, I developed a lasting respect and curiosity for these remarkable animals. That experience has stayed with me ever since and ultimately inspired the choice of mountain lions as the focal species for this project.</w:t>
+      </w:r>
+    </w:p>
+    <w:p>
+      <w:pPr>
+        <w:spacing w:after="240" w:line="480" w:lineRule="auto"/>
+        <w:jc w:val="both"/>
+        <w:rPr>
+          <w:color w:val="000000"/>
+          <w:sz w:val="24"/>
+          <w:szCs w:val="24"/>
+        </w:rPr>
+      </w:pPr>
+      <w:r>
+        <w:rPr>
+          <w:color w:val="000000"/>
+          <w:sz w:val="24"/>
+          <w:szCs w:val="24"/>
+        </w:rPr>
+        <w:t xml:space="preserve">Finally, I acknowledge the organizations that make open scientific research possible by providing publicly accessible data. This project relied on datasets from the Global Biodiversity Information Facility (GBIF), </w:t>
+      </w:r>
+      <w:proofErr w:type="spellStart"/>
+      <w:r>
+        <w:rPr>
+          <w:color w:val="000000"/>
+          <w:sz w:val="24"/>
+          <w:szCs w:val="24"/>
+        </w:rPr>
+        <w:t>WorldClim</w:t>
+      </w:r>
+      <w:proofErr w:type="spellEnd"/>
+      <w:r>
+        <w:rPr>
+          <w:color w:val="000000"/>
+          <w:sz w:val="24"/>
+          <w:szCs w:val="24"/>
+        </w:rPr>
+        <w:t xml:space="preserve">, CAL FIRE, the California Protected Areas Database (CPAD) maintained by </w:t>
+      </w:r>
+      <w:proofErr w:type="spellStart"/>
+      <w:r>
+        <w:rPr>
+          <w:color w:val="000000"/>
+          <w:sz w:val="24"/>
+          <w:szCs w:val="24"/>
+        </w:rPr>
+        <w:t>GreenInfo</w:t>
+      </w:r>
+      <w:proofErr w:type="spellEnd"/>
+      <w:r>
+        <w:rPr>
+          <w:color w:val="000000"/>
+          <w:sz w:val="24"/>
+          <w:szCs w:val="24"/>
+        </w:rPr>
+        <w:t xml:space="preserve"> Network, the California Department of Fish and Wildlife, and the U.S. Census Bureau. Their commitment to open data enables research that would otherwise be impossible for students and independent researchers.</w:t>
+      </w:r>
+    </w:p>
+    <w:p>
+      <w:pPr>
+        <w:spacing w:after="240" w:line="480" w:lineRule="auto"/>
+        <w:jc w:val="both"/>
+        <w:rPr>
+          <w:color w:val="000000"/>
+          <w:sz w:val="24"/>
+          <w:szCs w:val="24"/>
+        </w:rPr>
+      </w:pPr>
+    </w:p>
+    <w:p>
+      <w:pPr>
+        <w:spacing w:after="240" w:line="480" w:lineRule="auto"/>
+        <w:jc w:val="both"/>
+        <w:rPr>
+          <w:b/>
+          <w:bCs/>
+          <w:color w:val="000000"/>
+          <w:sz w:val="28"/>
+          <w:szCs w:val="28"/>
+        </w:rPr>
+      </w:pPr>
+      <w:r>
+        <w:rPr>
+          <w:b/>
+          <w:bCs/>
+          <w:color w:val="000000"/>
+          <w:sz w:val="28"/>
+          <w:szCs w:val="28"/>
+        </w:rPr>
+        <w:lastRenderedPageBreak/>
         <w:t>Code Availability</w:t>
       </w:r>
     </w:p>
@@ -7705,7 +7942,6 @@
           <w:sz w:val="28"/>
           <w:szCs w:val="28"/>
         </w:rPr>
-        <w:lastRenderedPageBreak/>
         <w:t>References</w:t>
       </w:r>
     </w:p>
@@ -7885,6 +8121,7 @@
         <w:pStyle w:val="NormalWeb"/>
       </w:pPr>
       <w:r>
+        <w:lastRenderedPageBreak/>
         <w:t>Ernest, H. B., Vickers, T. W., Morrison, S. A., Buchalski, M. R., &amp; Boyce, W. M. (2014). Fractured genetic connectivity threatens a southern California puma (</w:t>
       </w:r>
       <w:r>
@@ -8065,7 +8302,6 @@
         <w:pStyle w:val="NormalWeb"/>
       </w:pPr>
       <w:r>
-        <w:lastRenderedPageBreak/>
         <w:t xml:space="preserve">Moilanen, A., Wilson, K. A., &amp; </w:t>
       </w:r>
       <w:proofErr w:type="spellStart"/>
